--- a/MSYS_Operation_Manual_v2.docx
+++ b/MSYS_Operation_Manual_v2.docx
@@ -50,27 +50,67 @@
         <w:br/>
       </w:r>
       <w:r>
-        <w:t>3. 백업 및 복원 ........................ 8</w:t>
-        <w:br/>
-      </w:r>
-      <w:r>
-        <w:t>4. 장애 대응 ........................... 11</w:t>
-        <w:br/>
-      </w:r>
-      <w:r>
-        <w:t>5. 성능 최적화 ........................ 14</w:t>
-        <w:br/>
-      </w:r>
-      <w:r>
-        <w:t>6. 인증 시스템 ........................ 17</w:t>
-        <w:br/>
-      </w:r>
-      <w:r>
-        <w:t>7. 로그 관리 ........................... 20</w:t>
-        <w:br/>
-      </w:r>
-      <w:r>
-        <w:t>부록 A. 점검 체크리스트 .................. 23</w:t>
+        <w:t xml:space="preserve">   2.1 대시보드 모니터링 .................. 5</w:t>
+        <w:br/>
+      </w:r>
+      <w:r>
+        <w:t xml:space="preserve">   2.2 데이터 분석 모니터링 ................ 15</w:t>
+        <w:br/>
+      </w:r>
+      <w:r>
+        <w:t xml:space="preserve">   2.3 차트 분석 모니터링 .................. 25</w:t>
+        <w:br/>
+      </w:r>
+      <w:r>
+        <w:t xml:space="preserve">   2.4 잔디 현황 모니터링 .................. 35</w:t>
+        <w:br/>
+      </w:r>
+      <w:r>
+        <w:t xml:space="preserve">   2.5 매핑 관리 모니터링 .................. 45</w:t>
+        <w:br/>
+      </w:r>
+      <w:r>
+        <w:t xml:space="preserve">   2.6 데이터 명세서 모니터링 ................ 55</w:t>
+        <w:br/>
+      </w:r>
+      <w:r>
+        <w:t xml:space="preserve">   2.7 관리자 설정 모니터링 ................ 65</w:t>
+        <w:br/>
+      </w:r>
+      <w:r>
+        <w:t xml:space="preserve">   2.8 수집 일정 모니터링 .................. 75</w:t>
+        <w:br/>
+      </w:r>
+      <w:r>
+        <w:t xml:space="preserve">   2.9 카드 요약 모니터링 .................. 85</w:t>
+        <w:br/>
+      </w:r>
+      <w:r>
+        <w:t xml:space="preserve">   2.10 시스템 리소스 모니터링 .............. 95</w:t>
+        <w:br/>
+      </w:r>
+      <w:r>
+        <w:t>3. 백업 및 복원 ........................ 105</w:t>
+        <w:br/>
+      </w:r>
+      <w:r>
+        <w:t>4. 장애 대응 ........................... 108</w:t>
+        <w:br/>
+      </w:r>
+      <w:r>
+        <w:t>5. 성능 최적화 ........................ 111</w:t>
+        <w:br/>
+      </w:r>
+      <w:r>
+        <w:t>6. 인증 시스템 ........................ 114</w:t>
+        <w:br/>
+      </w:r>
+      <w:r>
+        <w:t>7. 로그 관리 ........................... 125</w:t>
+        <w:br/>
+      </w:r>
+      <w:r>
+        <w:t>부록 A. 점검 체크리스트 .................. 135</w:t>
         <w:br/>
       </w:r>
     </w:p>
@@ -2000,6 +2040,354 @@
           <w:rFonts w:ascii="Courier New" w:hAnsi="Courier New"/>
         </w:rPr>
         <w:t>du -sh /home/msys/app</w:t>
+        <w:br/>
+        <w:br/>
+      </w:r>
+    </w:p>
+    <w:p>
+      <w:pPr>
+        <w:pStyle w:val="OpH2"/>
+      </w:pPr>
+      <w:r>
+        <w:t>2.9 수집 일정 모니터링</w:t>
+      </w:r>
+    </w:p>
+    <w:p>
+      <w:r>
+        <w:t>데이터 수집 작업의 스케줄과 실행 현황을 모니터링하는 메뉴입니다.</w:t>
+        <w:br/>
+        <w:br/>
+      </w:r>
+      <w:r>
+        <w:rPr>
+          <w:b/>
+        </w:rPr>
+        <w:t>2.9.1 화면 구성 요소 상세 설명</w:t>
+        <w:br/>
+      </w:r>
+      <w:r>
+        <w:rPr>
+          <w:b/>
+        </w:rPr>
+        <w:t>1. 기간 선택 컨트롤:</w:t>
+        <w:br/>
+      </w:r>
+      <w:r>
+        <w:t>• 주간/월간 뷰 전환: 탭 메뉴로 기간 단위 선택</w:t>
+        <w:br/>
+      </w:r>
+      <w:r>
+        <w:t>• 날짜 범위 설정: 조회할 기간의 시작일과 종료일 지정</w:t>
+        <w:br/>
+        <w:br/>
+      </w:r>
+      <w:r>
+        <w:rPr>
+          <w:b/>
+        </w:rPr>
+        <w:t>2. 스케줄 테이블:</w:t>
+        <w:br/>
+      </w:r>
+      <w:r>
+        <w:t>• Job ID: 데이터 수집 작업의 고유 식별자</w:t>
+        <w:br/>
+      </w:r>
+      <w:r>
+        <w:t>• Job 이름: 작업의 표시 이름</w:t>
+        <w:br/>
+      </w:r>
+      <w:r>
+        <w:t>• 스케줄 시간: 예정된 실행 시간</w:t>
+        <w:br/>
+      </w:r>
+      <w:r>
+        <w:t>• 상태: 현재 실행 상태 (예정/수집중/성공/실패/미수집)</w:t>
+        <w:br/>
+      </w:r>
+      <w:r>
+        <w:t>• 실행 결과: 실제 실행 결과 및 소요 시간</w:t>
+        <w:br/>
+        <w:br/>
+      </w:r>
+      <w:r>
+        <w:rPr>
+          <w:b/>
+        </w:rPr>
+        <w:t>3. 상태 표시 색상 코드:</w:t>
+        <w:br/>
+      </w:r>
+      <w:r>
+        <w:t>• 회색: 예정 - 아직 실행되지 않은 작업</w:t>
+        <w:br/>
+      </w:r>
+      <w:r>
+        <w:t>• 파랑: 수집중 - 현재 실행 중인 작업</w:t>
+        <w:br/>
+      </w:r>
+      <w:r>
+        <w:t>• 녹색: 성공 - 정상적으로 완료된 작업</w:t>
+        <w:br/>
+      </w:r>
+      <w:r>
+        <w:t>• 빨강: 실패 - 오류로 실패한 작업</w:t>
+        <w:br/>
+      </w:r>
+      <w:r>
+        <w:t>• 노랑: 미수집 - 예정된 시간에 실행되지 않은 작업</w:t>
+        <w:br/>
+        <w:br/>
+      </w:r>
+      <w:r>
+        <w:rPr>
+          <w:b/>
+        </w:rPr>
+        <w:t>2.9.2 데이터 구조 및 의미</w:t>
+        <w:br/>
+      </w:r>
+      <w:r>
+        <w:t>• 스케줄 데이터: crontab 형식의 실행 주기 정보</w:t>
+        <w:br/>
+      </w:r>
+      <w:r>
+        <w:t>• 실행 이력: 각 Job의 과거 실행 결과 기록</w:t>
+        <w:br/>
+      </w:r>
+      <w:r>
+        <w:t>• 상태 계산: 실시간 실행 상태와 예정 상태의 조합</w:t>
+        <w:br/>
+        <w:br/>
+      </w:r>
+      <w:r>
+        <w:rPr>
+          <w:b/>
+        </w:rPr>
+        <w:t>2.9.3 사용자 인터랙션</w:t>
+        <w:br/>
+      </w:r>
+      <w:r>
+        <w:t>1. 기간 선택: 주간 또는 월간 탭 클릭</w:t>
+        <w:br/>
+      </w:r>
+      <w:r>
+        <w:t>2. 날짜 설정: 시작일과 종료일 입력</w:t>
+        <w:br/>
+      </w:r>
+      <w:r>
+        <w:t>3. 조회 실행: [조회] 버튼으로 데이터 새로고침</w:t>
+        <w:br/>
+      </w:r>
+      <w:r>
+        <w:t>4. 상세 정보: Job 행 클릭으로 실행 상세 정보 확인</w:t>
+        <w:br/>
+        <w:br/>
+      </w:r>
+      <w:r>
+        <w:rPr>
+          <w:b/>
+        </w:rPr>
+        <w:t>2.9.4 실제 데이터 예시</w:t>
+        <w:br/>
+      </w:r>
+      <w:r>
+        <w:t>• 정상 스케줄: CD101 (06:00 예정 → 06:02 성공, 소요 2분)</w:t>
+        <w:br/>
+      </w:r>
+      <w:r>
+        <w:t>• 지연 스케줄: CD102 (07:00 예정 → 07:15 성공, 소요 15분)</w:t>
+        <w:br/>
+      </w:r>
+      <w:r>
+        <w:t>• 실패 스케줄: CD103 (08:00 예정 → 실패, 네트워크 오류)</w:t>
+        <w:br/>
+        <w:br/>
+      </w:r>
+    </w:p>
+    <w:p>
+      <w:pPr>
+        <w:pStyle w:val="OpH2"/>
+      </w:pPr>
+      <w:r>
+        <w:t>2.10 카드 요약 모니터링</w:t>
+      </w:r>
+    </w:p>
+    <w:p>
+      <w:r>
+        <w:t>오늘의 데이터 수집 현황을 그룹별로 요약하여 카드 형태로 표시하는 메뉴입니다.</w:t>
+        <w:br/>
+        <w:br/>
+      </w:r>
+      <w:r>
+        <w:rPr>
+          <w:b/>
+        </w:rPr>
+        <w:t>2.10.1 화면 구성 요소 상세 설명</w:t>
+        <w:br/>
+      </w:r>
+      <w:r>
+        <w:rPr>
+          <w:b/>
+        </w:rPr>
+        <w:t>1. 그룹별 카드 배치:</w:t>
+        <w:br/>
+      </w:r>
+      <w:r>
+        <w:t>• CD100 그룹: CD101-CD199 범위의 Job들</w:t>
+        <w:br/>
+      </w:r>
+      <w:r>
+        <w:t>• CD200 그룹: CD201-CD299 범위의 Job들</w:t>
+        <w:br/>
+      </w:r>
+      <w:r>
+        <w:t>• 기타 그룹: 분류되지 않은 Job들</w:t>
+        <w:br/>
+        <w:br/>
+      </w:r>
+      <w:r>
+        <w:rPr>
+          <w:b/>
+        </w:rPr>
+        <w:t>2. 각 카드의 상태 표시:</w:t>
+        <w:br/>
+      </w:r>
+      <w:r>
+        <w:t>• 성공 (Success): 정상적으로 완료된 작업 수</w:t>
+        <w:br/>
+      </w:r>
+      <w:r>
+        <w:t>• 수집중 (Progress): 현재 실행 중인 작업 수</w:t>
+        <w:br/>
+      </w:r>
+      <w:r>
+        <w:t>• 실패 (Fail): 오류로 실패한 작업 수</w:t>
+        <w:br/>
+      </w:r>
+      <w:r>
+        <w:t>• 미수집 (Uncollected): 예정된 시간에 실행되지 않은 작업 수</w:t>
+        <w:br/>
+      </w:r>
+      <w:r>
+        <w:t>• 예정 (Scheduled): 앞으로 실행 예정인 작업 수</w:t>
+        <w:br/>
+        <w:br/>
+      </w:r>
+      <w:r>
+        <w:rPr>
+          <w:b/>
+        </w:rPr>
+        <w:t>3. 상태별 색상 코드:</w:t>
+        <w:br/>
+      </w:r>
+      <w:r>
+        <w:t>• 녹색: 성공 상태</w:t>
+        <w:br/>
+      </w:r>
+      <w:r>
+        <w:t>• 파랑: 수집중 상태</w:t>
+        <w:br/>
+      </w:r>
+      <w:r>
+        <w:t>• 빨강: 실패 상태</w:t>
+        <w:br/>
+      </w:r>
+      <w:r>
+        <w:t>• 노랑: 미수집 상태</w:t>
+        <w:br/>
+      </w:r>
+      <w:r>
+        <w:t>• 회색: 예정 상태</w:t>
+        <w:br/>
+        <w:br/>
+      </w:r>
+      <w:r>
+        <w:rPr>
+          <w:b/>
+        </w:rPr>
+        <w:t>2.10.2 데이터 구조 및 의미</w:t>
+        <w:br/>
+      </w:r>
+      <w:r>
+        <w:t>• 그룹 분류: Job ID의 첫 3자리로 그룹화 (CD100, CD200 등)</w:t>
+        <w:br/>
+      </w:r>
+      <w:r>
+        <w:t>• 실시간 집계: 오늘의 모든 Job 실행 상태를 실시간으로 집계</w:t>
+        <w:br/>
+      </w:r>
+      <w:r>
+        <w:t>• 권한 필터링: 사용자 권한에 따라 표시되는 Job 제한</w:t>
+        <w:br/>
+        <w:br/>
+      </w:r>
+      <w:r>
+        <w:rPr>
+          <w:b/>
+        </w:rPr>
+        <w:t>2.10.3 사용자 인터랙션</w:t>
+        <w:br/>
+      </w:r>
+      <w:r>
+        <w:t>1. 그룹별 현황 파악: 각 카드의 숫자 확인</w:t>
+        <w:br/>
+      </w:r>
+      <w:r>
+        <w:t>2. 상태별 상세 조회: 특정 상태의 카드 클릭</w:t>
+        <w:br/>
+      </w:r>
+      <w:r>
+        <w:t>3. Job 목록 확인: 각 상태별 포함된 Job ID 목록 표시</w:t>
+        <w:br/>
+      </w:r>
+      <w:r>
+        <w:t>4. 시간 정보 확인: 각 Job의 실행 예정/실행 시간 표시</w:t>
+        <w:br/>
+        <w:br/>
+      </w:r>
+      <w:r>
+        <w:rPr>
+          <w:b/>
+        </w:rPr>
+        <w:t>2.10.4 실제 데이터 예시</w:t>
+        <w:br/>
+      </w:r>
+      <w:r>
+        <w:t>• CD100 그룹 카드: 성공 8개, 실패 1개, 예정 2개</w:t>
+        <w:br/>
+      </w:r>
+      <w:r>
+        <w:t>• CD200 그룹 카드: 성공 12개, 수집중 1개, 미수집 1개</w:t>
+        <w:br/>
+      </w:r>
+      <w:r>
+        <w:t>• 실패 Job 상세: CD103 (08:00 예정, 네트워크 오류로 실패)</w:t>
+        <w:br/>
+        <w:br/>
+      </w:r>
+      <w:r>
+        <w:rPr>
+          <w:b/>
+        </w:rPr>
+        <w:t>2.10.5 인디케이터 상세 의미</w:t>
+        <w:br/>
+      </w:r>
+      <w:r>
+        <w:t>• 성공 카운트: status = '성공'인 오늘의 Job 수</w:t>
+        <w:br/>
+      </w:r>
+      <w:r>
+        <w:t>• 수집중 카운트: status = '수집중'인 현재 실행 중인 Job 수</w:t>
+        <w:br/>
+      </w:r>
+      <w:r>
+        <w:t>• 실패 카운트: status = '실패'인 오류 발생 Job 수</w:t>
+        <w:br/>
+      </w:r>
+      <w:r>
+        <w:t>• 미수집 카운트: status = '미수집'인 누락된 Job 수</w:t>
+        <w:br/>
+      </w:r>
+      <w:r>
+        <w:t>• 예정 카운트: status = '예정'인 앞으로 실행할 Job 수</w:t>
         <w:br/>
         <w:br/>
       </w:r>
